--- a/resume/JeremyMParkerResume_word.docx
+++ b/resume/JeremyMParkerResume_word.docx
@@ -875,8 +875,18 @@
           <w:color w:val="111111"/>
           <w:spacing w:val="5"/>
         </w:rPr>
-        <w:t>, GraphQL</w:t>
-      </w:r>
+        <w:t xml:space="preserve">, </w:t>
+      </w:r>
+      <w:proofErr w:type="spellStart"/>
+      <w:r>
+        <w:rPr>
+          <w:rFonts w:ascii="Sitka Display" w:hAnsi="Sitka Display"/>
+          <w:color w:val="111111"/>
+          <w:spacing w:val="5"/>
+        </w:rPr>
+        <w:t>GraphQL</w:t>
+      </w:r>
+      <w:proofErr w:type="spellEnd"/>
     </w:p>
     <w:p>
       <w:pPr>
@@ -1289,7 +1299,7 @@
           <w:sz w:val="22"/>
           <w:szCs w:val="22"/>
         </w:rPr>
-        <w:t>Founder</w:t>
+        <w:t>Contractor</w:t>
       </w:r>
       <w:r>
         <w:rPr>
@@ -1427,11 +1437,19 @@
           <w:rFonts w:ascii="Sitka Display" w:hAnsi="Sitka Display"/>
         </w:rPr>
       </w:pPr>
-      <w:r>
-        <w:rPr>
-          <w:rFonts w:ascii="Sitka Display" w:hAnsi="Sitka Display"/>
-        </w:rPr>
-        <w:t>PoleStar Designs</w:t>
+      <w:proofErr w:type="spellStart"/>
+      <w:r>
+        <w:rPr>
+          <w:rFonts w:ascii="Sitka Display" w:hAnsi="Sitka Display"/>
+        </w:rPr>
+        <w:t>PoleStar</w:t>
+      </w:r>
+      <w:proofErr w:type="spellEnd"/>
+      <w:r>
+        <w:rPr>
+          <w:rFonts w:ascii="Sitka Display" w:hAnsi="Sitka Display"/>
+        </w:rPr>
+        <w:t xml:space="preserve"> Designs</w:t>
       </w:r>
       <w:r>
         <w:rPr>
@@ -2023,7 +2041,19 @@
           <w:sz w:val="22"/>
           <w:szCs w:val="22"/>
         </w:rPr>
-        <w:t xml:space="preserve"> Long</w:t>
+        <w:t xml:space="preserve"> </w:t>
+      </w:r>
+      <w:r>
+        <w:rPr>
+          <w:rFonts w:ascii="Sitka Display" w:hAnsi="Sitka Display"/>
+          <w:i/>
+          <w:iCs/>
+          <w:color w:val="111111"/>
+          <w:w w:val="105"/>
+          <w:sz w:val="22"/>
+          <w:szCs w:val="22"/>
+        </w:rPr>
+        <w:t>long</w:t>
       </w:r>
       <w:r>
         <w:rPr>
@@ -2565,7 +2595,25 @@
           <w:color w:val="111111"/>
           <w:w w:val="105"/>
         </w:rPr>
-        <w:t>Managed the team consisting of 2 CMS full stack devs, 1 graphic designer, 1 brand ambassador, and 1 product designer.</w:t>
+        <w:t xml:space="preserve">Managed the team consisting of 2 CMS full stack </w:t>
+      </w:r>
+      <w:proofErr w:type="spellStart"/>
+      <w:r>
+        <w:rPr>
+          <w:rFonts w:ascii="Sitka Display" w:hAnsi="Sitka Display"/>
+          <w:color w:val="111111"/>
+          <w:w w:val="105"/>
+        </w:rPr>
+        <w:t>devs</w:t>
+      </w:r>
+      <w:proofErr w:type="spellEnd"/>
+      <w:r>
+        <w:rPr>
+          <w:rFonts w:ascii="Sitka Display" w:hAnsi="Sitka Display"/>
+          <w:color w:val="111111"/>
+          <w:w w:val="105"/>
+        </w:rPr>
+        <w:t>, 1 graphic designer, 1 brand ambassador, and 1 product designer.</w:t>
       </w:r>
     </w:p>
     <w:p>
@@ -5087,13 +5135,23 @@
         <w:ind w:left="270" w:right="100"/>
         <w:jc w:val="both"/>
       </w:pPr>
-      <w:r>
-        <w:rPr>
-          <w:rFonts w:ascii="Sitka Display" w:hAnsi="Sitka Display"/>
-          <w:sz w:val="22"/>
-          <w:szCs w:val="22"/>
-        </w:rPr>
-        <w:t xml:space="preserve">Github: </w:t>
+      <w:proofErr w:type="spellStart"/>
+      <w:r>
+        <w:rPr>
+          <w:rFonts w:ascii="Sitka Display" w:hAnsi="Sitka Display"/>
+          <w:sz w:val="22"/>
+          <w:szCs w:val="22"/>
+        </w:rPr>
+        <w:t>Github</w:t>
+      </w:r>
+      <w:proofErr w:type="spellEnd"/>
+      <w:r>
+        <w:rPr>
+          <w:rFonts w:ascii="Sitka Display" w:hAnsi="Sitka Display"/>
+          <w:sz w:val="22"/>
+          <w:szCs w:val="22"/>
+        </w:rPr>
+        <w:t xml:space="preserve">: </w:t>
       </w:r>
       <w:hyperlink r:id="rId9" w:history="1">
         <w:r>
@@ -5133,7 +5191,25 @@
           <w:sz w:val="22"/>
           <w:szCs w:val="22"/>
         </w:rPr>
-        <w:t xml:space="preserve"> and </w:t>
+        <w:t xml:space="preserve"> </w:t>
+      </w:r>
+      <w:r>
+        <w:rPr>
+          <w:rFonts w:ascii="Sitka Display" w:hAnsi="Sitka Display"/>
+          <w:i/>
+          <w:iCs/>
+          <w:sz w:val="22"/>
+          <w:szCs w:val="22"/>
+        </w:rPr>
+        <w:t>and</w:t>
+      </w:r>
+      <w:r>
+        <w:rPr>
+          <w:rFonts w:ascii="Sitka Display" w:hAnsi="Sitka Display"/>
+          <w:sz w:val="22"/>
+          <w:szCs w:val="22"/>
+        </w:rPr>
+        <w:t xml:space="preserve"> </w:t>
       </w:r>
       <w:hyperlink r:id="rId10" w:history="1">
         <w:r>

--- a/resume/JeremyMParkerResume_word.docx
+++ b/resume/JeremyMParkerResume_word.docx
@@ -7,6 +7,7 @@
         <w:pStyle w:val="Title"/>
         <w:tabs>
           <w:tab w:val="left" w:pos="180"/>
+          <w:tab w:val="left" w:pos="4800"/>
         </w:tabs>
         <w:ind w:left="180" w:right="100"/>
         <w:jc w:val="left"/>
@@ -25,16 +26,7 @@
           <w:bCs w:val="0"/>
           <w:color w:val="070826"/>
         </w:rPr>
-        <w:t>J</w:t>
-      </w:r>
-      <w:r>
-        <w:rPr>
-          <w:rFonts w:ascii="Sitka Banner" w:hAnsi="Sitka Banner"/>
-          <w:b w:val="0"/>
-          <w:bCs w:val="0"/>
-          <w:color w:val="070826"/>
-        </w:rPr>
-        <w:t>eremy M.</w:t>
+        <w:t>Jeremy M.</w:t>
       </w:r>
       <w:r>
         <w:rPr>
@@ -54,6 +46,16 @@
           <w:spacing w:val="-2"/>
         </w:rPr>
         <w:t>Parker</w:t>
+      </w:r>
+      <w:r>
+        <w:rPr>
+          <w:rFonts w:ascii="Sitka Banner" w:hAnsi="Sitka Banner"/>
+          <w:b w:val="0"/>
+          <w:bCs w:val="0"/>
+          <w:color w:val="070826"/>
+          <w:spacing w:val="-2"/>
+        </w:rPr>
+        <w:tab/>
       </w:r>
     </w:p>
     <w:p>
@@ -110,23 +112,7 @@
           <w:sz w:val="24"/>
           <w:szCs w:val="24"/>
         </w:rPr>
-        <w:t xml:space="preserve"> </w:t>
-      </w:r>
-      <w:r>
-        <w:rPr>
-          <w:rFonts w:ascii="Sitka Display" w:hAnsi="Sitka Display"/>
-          <w:sz w:val="24"/>
-          <w:szCs w:val="24"/>
-        </w:rPr>
-        <w:t>—</w:t>
-      </w:r>
-      <w:r>
-        <w:rPr>
-          <w:rFonts w:ascii="Sitka Display" w:hAnsi="Sitka Display"/>
-          <w:sz w:val="24"/>
-          <w:szCs w:val="24"/>
-        </w:rPr>
-        <w:t xml:space="preserve"> </w:t>
+        <w:t xml:space="preserve"> — </w:t>
       </w:r>
       <w:hyperlink r:id="rId5" w:history="1">
         <w:r>
@@ -221,7 +207,7 @@
         <w:rPr>
           <w:rFonts w:ascii="Sitka Display" w:hAnsi="Sitka Display"/>
         </w:rPr>
-        <w:t>–</w:t>
+        <w:t xml:space="preserve"> </w:t>
       </w:r>
       <w:r>
         <w:rPr>
@@ -233,19 +219,21 @@
         <w:rPr>
           <w:rFonts w:ascii="Sitka Display" w:hAnsi="Sitka Display"/>
         </w:rPr>
-        <w:t xml:space="preserve">, loving to figure things out and improve </w:t>
-      </w:r>
-      <w:r>
-        <w:rPr>
-          <w:rFonts w:ascii="Sitka Display" w:hAnsi="Sitka Display"/>
-        </w:rPr>
-        <w:t xml:space="preserve">on the </w:t>
-      </w:r>
-      <w:r>
-        <w:rPr>
-          <w:rFonts w:ascii="Sitka Display" w:hAnsi="Sitka Display"/>
-        </w:rPr>
-        <w:t xml:space="preserve">experience. I am </w:t>
+        <w:t xml:space="preserve">, love to figure things out and improve on </w:t>
+      </w:r>
+      <w:proofErr w:type="gramStart"/>
+      <w:r>
+        <w:rPr>
+          <w:rFonts w:ascii="Sitka Display" w:hAnsi="Sitka Display"/>
+        </w:rPr>
+        <w:t>its</w:t>
+      </w:r>
+      <w:proofErr w:type="gramEnd"/>
+      <w:r>
+        <w:rPr>
+          <w:rFonts w:ascii="Sitka Display" w:hAnsi="Sitka Display"/>
+        </w:rPr>
+        <w:t xml:space="preserve"> experience. I am </w:t>
       </w:r>
       <w:r>
         <w:rPr>
@@ -287,19 +275,7 @@
         <w:rPr>
           <w:rFonts w:ascii="Sitka Display" w:hAnsi="Sitka Display"/>
         </w:rPr>
-        <w:t>ith more than 2</w:t>
-      </w:r>
-      <w:r>
-        <w:rPr>
-          <w:rFonts w:ascii="Sitka Display" w:hAnsi="Sitka Display"/>
-        </w:rPr>
-        <w:t>5</w:t>
-      </w:r>
-      <w:r>
-        <w:rPr>
-          <w:rFonts w:ascii="Sitka Display" w:hAnsi="Sitka Display"/>
-        </w:rPr>
-        <w:t xml:space="preserve"> years of professional experience</w:t>
+        <w:t>ith more than 25 years of professional experience</w:t>
       </w:r>
       <w:r>
         <w:rPr>
@@ -317,31 +293,7 @@
         <w:rPr>
           <w:rFonts w:ascii="Sitka Display" w:hAnsi="Sitka Display"/>
         </w:rPr>
-        <w:t>Through</w:t>
-      </w:r>
-      <w:r>
-        <w:rPr>
-          <w:rFonts w:ascii="Sitka Display" w:hAnsi="Sitka Display"/>
-        </w:rPr>
-        <w:t>out</w:t>
-      </w:r>
-      <w:r>
-        <w:rPr>
-          <w:rFonts w:ascii="Sitka Display" w:hAnsi="Sitka Display"/>
-        </w:rPr>
-        <w:t xml:space="preserve"> my </w:t>
-      </w:r>
-      <w:r>
-        <w:rPr>
-          <w:rFonts w:ascii="Sitka Display" w:hAnsi="Sitka Display"/>
-        </w:rPr>
-        <w:t>career</w:t>
-      </w:r>
-      <w:r>
-        <w:rPr>
-          <w:rFonts w:ascii="Sitka Display" w:hAnsi="Sitka Display"/>
-        </w:rPr>
-        <w:t>, you will see my</w:t>
+        <w:t>Throughout my career, you will see my</w:t>
       </w:r>
       <w:r>
         <w:rPr>
@@ -887,6 +839,14 @@
         <w:t>GraphQL</w:t>
       </w:r>
       <w:proofErr w:type="spellEnd"/>
+      <w:r>
+        <w:rPr>
+          <w:rFonts w:ascii="Sitka Display" w:hAnsi="Sitka Display"/>
+          <w:color w:val="111111"/>
+          <w:spacing w:val="5"/>
+        </w:rPr>
+        <w:t xml:space="preserve"> (federation architecture, schemas)</w:t>
+      </w:r>
     </w:p>
     <w:p>
       <w:pPr>
@@ -1195,7 +1155,7 @@
           <w:color w:val="111111"/>
           <w:spacing w:val="5"/>
         </w:rPr>
-        <w:t>Best Practices, Accessibility (WCAG 2.0 Level AA)</w:t>
+        <w:t>Best Practices, Accessibility (Section 508, WCAG 2.2)</w:t>
       </w:r>
     </w:p>
     <w:p>
@@ -1289,47 +1249,7 @@
           <w:sz w:val="22"/>
           <w:szCs w:val="22"/>
         </w:rPr>
-        <w:t xml:space="preserve">, </w:t>
-      </w:r>
-      <w:r>
-        <w:rPr>
-          <w:rFonts w:ascii="Sitka Display" w:hAnsi="Sitka Display"/>
-          <w:color w:val="111111"/>
-          <w:w w:val="105"/>
-          <w:sz w:val="22"/>
-          <w:szCs w:val="22"/>
-        </w:rPr>
-        <w:t>Contractor</w:t>
-      </w:r>
-      <w:r>
-        <w:rPr>
-          <w:rFonts w:ascii="Sitka Display" w:hAnsi="Sitka Display"/>
-          <w:color w:val="111111"/>
-          <w:w w:val="105"/>
-          <w:sz w:val="22"/>
-          <w:szCs w:val="22"/>
-        </w:rPr>
-        <w:t>, Designer, Engineer, UX Professional, Consultant</w:t>
-      </w:r>
-      <w:r>
-        <w:rPr>
-          <w:rFonts w:ascii="Sitka Display" w:hAnsi="Sitka Display"/>
-          <w:color w:val="111111"/>
-          <w:w w:val="105"/>
-          <w:sz w:val="22"/>
-          <w:szCs w:val="22"/>
-        </w:rPr>
-        <w:t>,</w:t>
-      </w:r>
-      <w:r>
-        <w:rPr>
-          <w:rFonts w:ascii="Sitka Display" w:hAnsi="Sitka Display"/>
-          <w:color w:val="111111"/>
-          <w:w w:val="105"/>
-          <w:sz w:val="22"/>
-          <w:szCs w:val="22"/>
-        </w:rPr>
-        <w:t xml:space="preserve"> </w:t>
+        <w:t xml:space="preserve">, Contractor, Designer, Engineer, UX Professional, Consultant, </w:t>
       </w:r>
       <w:r>
         <w:rPr>
@@ -1449,7 +1369,13 @@
         <w:rPr>
           <w:rFonts w:ascii="Sitka Display" w:hAnsi="Sitka Display"/>
         </w:rPr>
-        <w:t xml:space="preserve"> Designs</w:t>
+        <w:t xml:space="preserve"> Designs </w:t>
+      </w:r>
+      <w:r>
+        <w:rPr>
+          <w:rFonts w:ascii="Sitka Display" w:hAnsi="Sitka Display"/>
+        </w:rPr>
+        <w:t>—</w:t>
       </w:r>
       <w:r>
         <w:rPr>
@@ -1465,31 +1391,7 @@
           <w:color w:val="111111"/>
           <w:w w:val="105"/>
         </w:rPr>
-        <w:t>–</w:t>
-      </w:r>
-      <w:r>
-        <w:rPr>
-          <w:rFonts w:ascii="Sitka Display" w:hAnsi="Sitka Display" w:cs="Sitka Display"/>
-          <w:color w:val="111111"/>
-          <w:w w:val="105"/>
-        </w:rPr>
-        <w:t xml:space="preserve">Branding </w:t>
-      </w:r>
-      <w:r>
-        <w:rPr>
-          <w:rFonts w:ascii="Sitka Display" w:hAnsi="Sitka Display" w:cs="Sitka Display"/>
-          <w:color w:val="111111"/>
-          <w:w w:val="105"/>
-        </w:rPr>
-        <w:t>Ag</w:t>
-      </w:r>
-      <w:r>
-        <w:rPr>
-          <w:rFonts w:ascii="Sitka Display" w:hAnsi="Sitka Display" w:cs="Sitka Display"/>
-          <w:color w:val="111111"/>
-          <w:w w:val="105"/>
-        </w:rPr>
-        <w:t xml:space="preserve">ency. Built </w:t>
+        <w:t xml:space="preserve">Branding Agency. Built </w:t>
       </w:r>
       <w:r>
         <w:rPr>
@@ -1507,23 +1409,7 @@
           <w:color w:val="111111"/>
           <w:w w:val="105"/>
         </w:rPr>
-        <w:t xml:space="preserve"> web page from PSD file (2025</w:t>
-      </w:r>
-      <w:r>
-        <w:rPr>
-          <w:rFonts w:ascii="Sitka Display" w:hAnsi="Sitka Display" w:cs="Sitka Display"/>
-          <w:color w:val="111111"/>
-          <w:w w:val="105"/>
-        </w:rPr>
-        <w:t>–</w:t>
-      </w:r>
-      <w:r>
-        <w:rPr>
-          <w:rFonts w:ascii="Sitka Display" w:hAnsi="Sitka Display" w:cs="Sitka Display"/>
-          <w:color w:val="111111"/>
-          <w:w w:val="105"/>
-        </w:rPr>
-        <w:t>2026)</w:t>
+        <w:t xml:space="preserve"> web page from PSD file (2025–2026)</w:t>
       </w:r>
     </w:p>
     <w:p>
@@ -1627,31 +1513,15 @@
           <w:color w:val="111111"/>
           <w:w w:val="105"/>
         </w:rPr>
-        <w:t>–</w:t>
-      </w:r>
-      <w:r>
-        <w:rPr>
-          <w:rFonts w:ascii="Sitka Display" w:hAnsi="Sitka Display"/>
-          <w:color w:val="111111"/>
-          <w:w w:val="105"/>
-        </w:rPr>
-        <w:t xml:space="preserve"> e</w:t>
-      </w:r>
-      <w:r>
-        <w:rPr>
-          <w:rFonts w:ascii="Sitka Display" w:hAnsi="Sitka Display"/>
-          <w:color w:val="111111"/>
-          <w:w w:val="105"/>
-        </w:rPr>
-        <w:t>–</w:t>
-      </w:r>
-      <w:r>
-        <w:rPr>
-          <w:rFonts w:ascii="Sitka Display" w:hAnsi="Sitka Display"/>
-          <w:color w:val="111111"/>
-          <w:w w:val="105"/>
-        </w:rPr>
-        <w:t xml:space="preserve">Learning website for </w:t>
+        <w:t>—</w:t>
+      </w:r>
+      <w:r>
+        <w:rPr>
+          <w:rFonts w:ascii="Sitka Display" w:hAnsi="Sitka Display"/>
+          <w:color w:val="111111"/>
+          <w:w w:val="105"/>
+        </w:rPr>
+        <w:t xml:space="preserve"> e–Learning website for </w:t>
       </w:r>
       <w:r>
         <w:rPr>
@@ -1686,21 +1556,7 @@
           <w:rFonts w:ascii="Sitka Display" w:hAnsi="Sitka Display"/>
           <w:color w:val="0F0F0F"/>
         </w:rPr>
-        <w:t>Hospitality: Luminous Hotel Management, Web Designer and Developer (2022</w:t>
-      </w:r>
-      <w:r>
-        <w:rPr>
-          <w:rFonts w:ascii="Sitka Display" w:hAnsi="Sitka Display"/>
-          <w:color w:val="0F0F0F"/>
-        </w:rPr>
-        <w:t>–</w:t>
-      </w:r>
-      <w:r>
-        <w:rPr>
-          <w:rFonts w:ascii="Sitka Display" w:hAnsi="Sitka Display"/>
-          <w:color w:val="0F0F0F"/>
-        </w:rPr>
-        <w:t>2023)</w:t>
+        <w:t>Hospitality: Luminous Hotel Management, Web Designer and Developer (2022–2023)</w:t>
       </w:r>
     </w:p>
     <w:p>
@@ -1719,21 +1575,7 @@
           <w:rFonts w:ascii="Sitka Display" w:hAnsi="Sitka Display"/>
           <w:color w:val="0F0F0F"/>
         </w:rPr>
-        <w:t>Finance B2B: Reliant Funding, Senior Mobile Developer, LLM, TTS, Chatbot, Flutter (2022</w:t>
-      </w:r>
-      <w:r>
-        <w:rPr>
-          <w:rFonts w:ascii="Sitka Display" w:hAnsi="Sitka Display"/>
-          <w:color w:val="0F0F0F"/>
-        </w:rPr>
-        <w:t>–</w:t>
-      </w:r>
-      <w:r>
-        <w:rPr>
-          <w:rFonts w:ascii="Sitka Display" w:hAnsi="Sitka Display"/>
-          <w:color w:val="0F0F0F"/>
-        </w:rPr>
-        <w:t>2024)</w:t>
+        <w:t>Finance B2B: Reliant Funding, Senior Mobile Developer, LLM, text-to-speech, AI Chatbot, Flutter (2022–2024)</w:t>
       </w:r>
     </w:p>
     <w:p>
@@ -1752,35 +1594,7 @@
           <w:rFonts w:ascii="Sitka Display" w:hAnsi="Sitka Display"/>
           <w:color w:val="0F0F0F"/>
         </w:rPr>
-        <w:t>Pharmaceutical Advertising: Carling Technologies</w:t>
-      </w:r>
-      <w:r>
-        <w:rPr>
-          <w:rFonts w:ascii="Sitka Display" w:hAnsi="Sitka Display"/>
-          <w:color w:val="0F0F0F"/>
-        </w:rPr>
-        <w:t xml:space="preserve"> (agency)</w:t>
-      </w:r>
-      <w:r>
-        <w:rPr>
-          <w:rFonts w:ascii="Sitka Display" w:hAnsi="Sitka Display"/>
-          <w:color w:val="0F0F0F"/>
-        </w:rPr>
-        <w:t>, Senior Mobile Developer for Pharmaceutical Division (2020</w:t>
-      </w:r>
-      <w:r>
-        <w:rPr>
-          <w:rFonts w:ascii="Sitka Display" w:hAnsi="Sitka Display"/>
-          <w:color w:val="0F0F0F"/>
-        </w:rPr>
-        <w:t>–</w:t>
-      </w:r>
-      <w:r>
-        <w:rPr>
-          <w:rFonts w:ascii="Sitka Display" w:hAnsi="Sitka Display"/>
-          <w:color w:val="0F0F0F"/>
-        </w:rPr>
-        <w:t>2023)</w:t>
+        <w:t>Pharmaceutical Advertising: Carling Technologies (agency), Senior Mobile Developer for Pharmaceutical Division (2020–2023)</w:t>
       </w:r>
     </w:p>
     <w:p>
@@ -1810,19 +1624,7 @@
         <w:rPr>
           <w:rFonts w:ascii="Sitka Display" w:hAnsi="Sitka Display"/>
         </w:rPr>
-        <w:t xml:space="preserve"> (2019</w:t>
-      </w:r>
-      <w:r>
-        <w:rPr>
-          <w:rFonts w:ascii="Sitka Display" w:hAnsi="Sitka Display"/>
-        </w:rPr>
-        <w:t>–</w:t>
-      </w:r>
-      <w:r>
-        <w:rPr>
-          <w:rFonts w:ascii="Sitka Display" w:hAnsi="Sitka Display"/>
-        </w:rPr>
-        <w:t>2021)</w:t>
+        <w:t xml:space="preserve"> (2019–2021)</w:t>
       </w:r>
     </w:p>
     <w:p>
@@ -1840,31 +1642,7 @@
         <w:rPr>
           <w:rFonts w:ascii="Sitka Display" w:hAnsi="Sitka Display"/>
         </w:rPr>
-        <w:t>Non</w:t>
-      </w:r>
-      <w:r>
-        <w:rPr>
-          <w:rFonts w:ascii="Sitka Display" w:hAnsi="Sitka Display"/>
-        </w:rPr>
-        <w:t>–</w:t>
-      </w:r>
-      <w:r>
-        <w:rPr>
-          <w:rFonts w:ascii="Sitka Display" w:hAnsi="Sitka Display"/>
-        </w:rPr>
-        <w:t>profit: Earth Day Network, Director of Web (2016</w:t>
-      </w:r>
-      <w:r>
-        <w:rPr>
-          <w:rFonts w:ascii="Sitka Display" w:hAnsi="Sitka Display"/>
-        </w:rPr>
-        <w:t>–</w:t>
-      </w:r>
-      <w:r>
-        <w:rPr>
-          <w:rFonts w:ascii="Sitka Display" w:hAnsi="Sitka Display"/>
-        </w:rPr>
-        <w:t>2018)</w:t>
+        <w:t>Non–profit: Earth Day Network, Director of Web (2016–2018)</w:t>
       </w:r>
     </w:p>
     <w:p>
@@ -1882,31 +1660,7 @@
         <w:rPr>
           <w:rFonts w:ascii="Sitka Display" w:hAnsi="Sitka Display"/>
         </w:rPr>
-        <w:t>Non</w:t>
-      </w:r>
-      <w:r>
-        <w:rPr>
-          <w:rFonts w:ascii="Sitka Display" w:hAnsi="Sitka Display"/>
-        </w:rPr>
-        <w:t>–</w:t>
-      </w:r>
-      <w:r>
-        <w:rPr>
-          <w:rFonts w:ascii="Sitka Display" w:hAnsi="Sitka Display"/>
-        </w:rPr>
-        <w:t>profit: American Staffing Association, Web Team Manager (2012</w:t>
-      </w:r>
-      <w:r>
-        <w:rPr>
-          <w:rFonts w:ascii="Sitka Display" w:hAnsi="Sitka Display"/>
-        </w:rPr>
-        <w:t>–</w:t>
-      </w:r>
-      <w:r>
-        <w:rPr>
-          <w:rFonts w:ascii="Sitka Display" w:hAnsi="Sitka Display"/>
-        </w:rPr>
-        <w:t>2016)</w:t>
+        <w:t>Non–profit: American Staffing Association, Web Team Manager (2012–2016)</w:t>
       </w:r>
     </w:p>
     <w:p>
@@ -2041,7 +1795,7 @@
           <w:sz w:val="22"/>
           <w:szCs w:val="22"/>
         </w:rPr>
-        <w:t xml:space="preserve"> </w:t>
+        <w:t xml:space="preserve"> long</w:t>
       </w:r>
       <w:r>
         <w:rPr>
@@ -2053,7 +1807,7 @@
           <w:sz w:val="22"/>
           <w:szCs w:val="22"/>
         </w:rPr>
-        <w:t>long</w:t>
+        <w:t>–</w:t>
       </w:r>
       <w:r>
         <w:rPr>
@@ -2065,31 +1819,7 @@
           <w:sz w:val="22"/>
           <w:szCs w:val="22"/>
         </w:rPr>
-        <w:t>–</w:t>
-      </w:r>
-      <w:r>
-        <w:rPr>
-          <w:rFonts w:ascii="Sitka Display" w:hAnsi="Sitka Display"/>
-          <w:i/>
-          <w:iCs/>
-          <w:color w:val="111111"/>
-          <w:w w:val="105"/>
-          <w:sz w:val="22"/>
-          <w:szCs w:val="22"/>
-        </w:rPr>
-        <w:t>term Projects</w:t>
-      </w:r>
-      <w:r>
-        <w:rPr>
-          <w:rFonts w:ascii="Sitka Display" w:hAnsi="Sitka Display"/>
-          <w:i/>
-          <w:iCs/>
-          <w:color w:val="111111"/>
-          <w:w w:val="105"/>
-          <w:sz w:val="22"/>
-          <w:szCs w:val="22"/>
-        </w:rPr>
-        <w:t>:</w:t>
+        <w:t>term Projects:</w:t>
       </w:r>
     </w:p>
     <w:p>
@@ -2129,23 +1859,7 @@
           <w:color w:val="111111"/>
           <w:w w:val="105"/>
         </w:rPr>
-        <w:t>Bobrick Washroom Equipment</w:t>
-      </w:r>
-      <w:r>
-        <w:rPr>
-          <w:rFonts w:ascii="Sitka Display" w:hAnsi="Sitka Display"/>
-          <w:color w:val="111111"/>
-          <w:w w:val="105"/>
-        </w:rPr>
-        <w:t xml:space="preserve">, </w:t>
-      </w:r>
-      <w:r>
-        <w:rPr>
-          <w:rFonts w:ascii="Sitka Display" w:hAnsi="Sitka Display"/>
-          <w:color w:val="111111"/>
-          <w:w w:val="105"/>
-        </w:rPr>
-        <w:t xml:space="preserve">Product Designer </w:t>
+        <w:t xml:space="preserve">Bobrick Washroom Equipment, Product Designer </w:t>
       </w:r>
       <w:r>
         <w:rPr>
@@ -2161,31 +1875,7 @@
           <w:color w:val="111111"/>
           <w:w w:val="105"/>
         </w:rPr>
-        <w:t xml:space="preserve">Senior </w:t>
-      </w:r>
-      <w:r>
-        <w:rPr>
-          <w:rFonts w:ascii="Sitka Display" w:hAnsi="Sitka Display"/>
-          <w:color w:val="111111"/>
-          <w:w w:val="105"/>
-        </w:rPr>
-        <w:t>UI/</w:t>
-      </w:r>
-      <w:r>
-        <w:rPr>
-          <w:rFonts w:ascii="Sitka Display" w:hAnsi="Sitka Display"/>
-          <w:color w:val="111111"/>
-          <w:w w:val="105"/>
-        </w:rPr>
-        <w:t>UX Engineer</w:t>
-      </w:r>
-      <w:r>
-        <w:rPr>
-          <w:rFonts w:ascii="Sitka Display" w:hAnsi="Sitka Display"/>
-          <w:color w:val="111111"/>
-          <w:w w:val="105"/>
-        </w:rPr>
-        <w:t xml:space="preserve">, </w:t>
+        <w:t xml:space="preserve">Senior UI/UX Engineer, </w:t>
       </w:r>
       <w:r>
         <w:rPr>
@@ -2254,15 +1944,7 @@
           <w:color w:val="111111"/>
           <w:w w:val="105"/>
         </w:rPr>
-        <w:t>for web and mobile platforms</w:t>
-      </w:r>
-      <w:r>
-        <w:rPr>
-          <w:rFonts w:ascii="Sitka Display" w:hAnsi="Sitka Display"/>
-          <w:color w:val="111111"/>
-          <w:w w:val="105"/>
-        </w:rPr>
-        <w:t xml:space="preserve">, </w:t>
+        <w:t xml:space="preserve">for web and mobile platforms, </w:t>
       </w:r>
       <w:r>
         <w:rPr>
@@ -2420,15 +2102,7 @@
           <w:color w:val="111111"/>
           <w:w w:val="105"/>
         </w:rPr>
-        <w:t xml:space="preserve">, </w:t>
-      </w:r>
-      <w:r>
-        <w:rPr>
-          <w:rFonts w:ascii="Sitka Display" w:hAnsi="Sitka Display"/>
-          <w:color w:val="111111"/>
-          <w:w w:val="105"/>
-        </w:rPr>
-        <w:t>flexibility, and resilience</w:t>
+        <w:t>, flexibility, and resilience</w:t>
       </w:r>
       <w:r>
         <w:rPr>
@@ -2566,7 +2240,7 @@
           <w:color w:val="111111"/>
           <w:w w:val="105"/>
         </w:rPr>
-        <w:t>.</w:t>
+        <w:t xml:space="preserve"> successfully.</w:t>
       </w:r>
     </w:p>
     <w:p>
@@ -2806,7 +2480,7 @@
           <w:color w:val="111111"/>
           <w:w w:val="105"/>
         </w:rPr>
-        <w:t>a buffer between the development and design phases.</w:t>
+        <w:t>a buffer between development and design phases.</w:t>
       </w:r>
     </w:p>
     <w:p>
@@ -2924,23 +2598,7 @@
           <w:color w:val="111111"/>
           <w:w w:val="105"/>
         </w:rPr>
-        <w:t xml:space="preserve"> from wireframes to prototypes to beta</w:t>
-      </w:r>
-      <w:r>
-        <w:rPr>
-          <w:rFonts w:ascii="Sitka Display" w:hAnsi="Sitka Display"/>
-          <w:color w:val="111111"/>
-          <w:w w:val="105"/>
-        </w:rPr>
-        <w:t>–</w:t>
-      </w:r>
-      <w:r>
-        <w:rPr>
-          <w:rFonts w:ascii="Sitka Display" w:hAnsi="Sitka Display"/>
-          <w:color w:val="111111"/>
-          <w:w w:val="105"/>
-        </w:rPr>
-        <w:t>versions.</w:t>
+        <w:t xml:space="preserve"> from wireframes to prototypes to beta–versions.</w:t>
       </w:r>
       <w:r>
         <w:rPr>
@@ -3142,15 +2800,7 @@
           <w:color w:val="111111"/>
           <w:w w:val="105"/>
         </w:rPr>
-        <w:t xml:space="preserve"> (Schedule Express), </w:t>
-      </w:r>
-      <w:r>
-        <w:rPr>
-          <w:rFonts w:ascii="Sitka Display" w:hAnsi="Sitka Display"/>
-          <w:color w:val="111111"/>
-          <w:w w:val="105"/>
-        </w:rPr>
-        <w:t xml:space="preserve">Product </w:t>
+        <w:t xml:space="preserve"> (Schedule Express), Product </w:t>
       </w:r>
       <w:r>
         <w:rPr>
@@ -3166,23 +2816,7 @@
           <w:color w:val="111111"/>
           <w:w w:val="105"/>
         </w:rPr>
-        <w:t>Full</w:t>
-      </w:r>
-      <w:r>
-        <w:rPr>
-          <w:rFonts w:ascii="Sitka Display" w:hAnsi="Sitka Display"/>
-          <w:color w:val="111111"/>
-          <w:w w:val="105"/>
-        </w:rPr>
-        <w:t>–</w:t>
-      </w:r>
-      <w:r>
-        <w:rPr>
-          <w:rFonts w:ascii="Sitka Display" w:hAnsi="Sitka Display"/>
-          <w:color w:val="111111"/>
-          <w:w w:val="105"/>
-        </w:rPr>
-        <w:t xml:space="preserve">Stack </w:t>
+        <w:t xml:space="preserve">Full–Stack </w:t>
       </w:r>
       <w:r>
         <w:rPr>
@@ -3218,17 +2852,7 @@
           <w:color w:val="111111"/>
           <w:w w:val="105"/>
         </w:rPr>
-        <w:t>–</w:t>
-      </w:r>
-      <w:r>
-        <w:rPr>
-          <w:rFonts w:ascii="Sitka Display" w:hAnsi="Sitka Display"/>
-          <w:i/>
-          <w:iCs/>
-          <w:color w:val="111111"/>
-          <w:w w:val="105"/>
-        </w:rPr>
-        <w:t>2022</w:t>
+        <w:t>–2022</w:t>
       </w:r>
     </w:p>
     <w:p>
@@ -3370,23 +2994,7 @@
           <w:color w:val="111111"/>
           <w:w w:val="105"/>
         </w:rPr>
-        <w:t>)</w:t>
-      </w:r>
-      <w:r>
-        <w:rPr>
-          <w:rFonts w:ascii="Sitka Display" w:hAnsi="Sitka Display"/>
-          <w:color w:val="111111"/>
-          <w:w w:val="105"/>
-        </w:rPr>
-        <w:t>,</w:t>
-      </w:r>
-      <w:r>
-        <w:rPr>
-          <w:rFonts w:ascii="Sitka Display" w:hAnsi="Sitka Display"/>
-          <w:color w:val="111111"/>
-          <w:w w:val="105"/>
-        </w:rPr>
-        <w:t xml:space="preserve"> </w:t>
+        <w:t xml:space="preserve">), </w:t>
       </w:r>
       <w:r>
         <w:rPr>
@@ -3536,15 +3144,7 @@
           <w:color w:val="111111"/>
           <w:w w:val="105"/>
         </w:rPr>
-        <w:t>Constructed</w:t>
-      </w:r>
-      <w:r>
-        <w:rPr>
-          <w:rFonts w:ascii="Sitka Display" w:hAnsi="Sitka Display"/>
-          <w:color w:val="111111"/>
-          <w:w w:val="105"/>
-        </w:rPr>
-        <w:t xml:space="preserve"> a ro</w:t>
+        <w:t>Constructed a ro</w:t>
       </w:r>
       <w:r>
         <w:rPr>
@@ -3677,7 +3277,15 @@
           <w:color w:val="111111"/>
           <w:w w:val="105"/>
         </w:rPr>
-        <w:t>Enhanced database performance through the refactoring of queries and the optimization of indexing strategies.</w:t>
+        <w:t>Enhanced database performance through the refactoring of queries and the optimization of indexing strategies</w:t>
+      </w:r>
+      <w:r>
+        <w:rPr>
+          <w:rFonts w:ascii="Sitka Display" w:hAnsi="Sitka Display"/>
+          <w:color w:val="111111"/>
+          <w:w w:val="105"/>
+        </w:rPr>
+        <w:t xml:space="preserve"> reducing load.</w:t>
       </w:r>
     </w:p>
     <w:p>
@@ -3743,23 +3351,6 @@
           <w:tab w:val="left" w:pos="9630"/>
         </w:tabs>
         <w:spacing w:line="271" w:lineRule="auto"/>
-        <w:ind w:left="360" w:right="160"/>
-        <w:rPr>
-          <w:rFonts w:ascii="Sitka Display" w:hAnsi="Sitka Display"/>
-          <w:color w:val="111111"/>
-          <w:w w:val="105"/>
-        </w:rPr>
-      </w:pPr>
-    </w:p>
-    <w:p>
-      <w:pPr>
-        <w:pStyle w:val="BodyText"/>
-        <w:tabs>
-          <w:tab w:val="left" w:pos="180"/>
-          <w:tab w:val="left" w:pos="4320"/>
-          <w:tab w:val="left" w:pos="9630"/>
-        </w:tabs>
-        <w:spacing w:line="271" w:lineRule="auto"/>
         <w:ind w:left="180" w:right="160"/>
         <w:rPr>
           <w:rFonts w:ascii="Sitka Display" w:hAnsi="Sitka Display"/>
@@ -3782,14 +3373,6 @@
           <w:color w:val="111111"/>
           <w:w w:val="105"/>
         </w:rPr>
-        <w:t xml:space="preserve"> </w:t>
-      </w:r>
-      <w:r>
-        <w:rPr>
-          <w:rFonts w:ascii="Sitka Display" w:hAnsi="Sitka Display"/>
-          <w:color w:val="111111"/>
-          <w:w w:val="105"/>
-        </w:rPr>
         <w:t>Marriott Hotels</w:t>
       </w:r>
       <w:r>
@@ -3812,14 +3395,7 @@
           <w:rFonts w:ascii="Sitka Display" w:hAnsi="Sitka Display"/>
           <w:color w:val="111111"/>
         </w:rPr>
-        <w:t>Manager</w:t>
-      </w:r>
-      <w:r>
-        <w:rPr>
-          <w:rFonts w:ascii="Sitka Display" w:hAnsi="Sitka Display"/>
-          <w:color w:val="111111"/>
-        </w:rPr>
-        <w:t xml:space="preserve">, </w:t>
+        <w:t xml:space="preserve">Manager, </w:t>
       </w:r>
       <w:r>
         <w:rPr>
@@ -3909,15 +3485,7 @@
           <w:color w:val="111111"/>
           <w:w w:val="105"/>
         </w:rPr>
-        <w:t xml:space="preserve">, </w:t>
-      </w:r>
-      <w:r>
-        <w:rPr>
-          <w:rFonts w:ascii="Sitka Display" w:hAnsi="Sitka Display"/>
-          <w:color w:val="111111"/>
-          <w:w w:val="105"/>
-        </w:rPr>
-        <w:t>and stakeholders</w:t>
+        <w:t>, and stakeholders</w:t>
       </w:r>
       <w:r>
         <w:rPr>
@@ -4524,25 +4092,7 @@
           <w:sz w:val="22"/>
           <w:szCs w:val="22"/>
         </w:rPr>
-        <w:t>B.</w:t>
-      </w:r>
-      <w:r>
-        <w:rPr>
-          <w:rFonts w:ascii="Sitka Display" w:hAnsi="Sitka Display"/>
-          <w:color w:val="0F0F0F"/>
-          <w:sz w:val="22"/>
-          <w:szCs w:val="22"/>
-        </w:rPr>
-        <w:t>S</w:t>
-      </w:r>
-      <w:r>
-        <w:rPr>
-          <w:rFonts w:ascii="Sitka Display" w:hAnsi="Sitka Display"/>
-          <w:color w:val="0F0F0F"/>
-          <w:sz w:val="22"/>
-          <w:szCs w:val="22"/>
-        </w:rPr>
-        <w:t>.</w:t>
+        <w:t>B.S.</w:t>
       </w:r>
       <w:r>
         <w:rPr>
@@ -4595,25 +4145,7 @@
           <w:sz w:val="22"/>
           <w:szCs w:val="22"/>
         </w:rPr>
-        <w:t>A</w:t>
-      </w:r>
-      <w:r>
-        <w:rPr>
-          <w:rFonts w:ascii="Sitka Display" w:hAnsi="Sitka Display"/>
-          <w:color w:val="0F0F0F"/>
-          <w:sz w:val="22"/>
-          <w:szCs w:val="22"/>
-        </w:rPr>
-        <w:t xml:space="preserve">AS </w:t>
-      </w:r>
-      <w:r>
-        <w:rPr>
-          <w:rFonts w:ascii="Sitka Display" w:hAnsi="Sitka Display"/>
-          <w:color w:val="0F0F0F"/>
-          <w:sz w:val="22"/>
-          <w:szCs w:val="22"/>
-        </w:rPr>
-        <w:t>Audio</w:t>
+        <w:t>AAS Audio</w:t>
       </w:r>
       <w:r>
         <w:rPr>
@@ -4632,16 +4164,7 @@
           <w:sz w:val="22"/>
           <w:szCs w:val="22"/>
         </w:rPr>
-        <w:t>Engineering</w:t>
-      </w:r>
-      <w:r>
-        <w:rPr>
-          <w:rFonts w:ascii="Sitka Display" w:hAnsi="Sitka Display"/>
-          <w:color w:val="0F0F0F"/>
-          <w:sz w:val="22"/>
-          <w:szCs w:val="22"/>
-        </w:rPr>
-        <w:t xml:space="preserve"> and Sound Design</w:t>
+        <w:t>Engineering and Sound Design</w:t>
       </w:r>
     </w:p>
     <w:p>
@@ -4665,16 +4188,7 @@
           <w:sz w:val="22"/>
           <w:szCs w:val="22"/>
         </w:rPr>
-        <w:t xml:space="preserve">Dean’s List and </w:t>
-      </w:r>
-      <w:r>
-        <w:rPr>
-          <w:rFonts w:ascii="Sitka Display" w:hAnsi="Sitka Display"/>
-          <w:color w:val="0F0F0F"/>
-          <w:sz w:val="22"/>
-          <w:szCs w:val="22"/>
-        </w:rPr>
-        <w:t>President's List for all semesters</w:t>
+        <w:t>Dean’s List and President's List for all semesters</w:t>
       </w:r>
     </w:p>
     <w:p>
@@ -4717,16 +4231,7 @@
           <w:sz w:val="22"/>
           <w:szCs w:val="22"/>
         </w:rPr>
-        <w:t xml:space="preserve">Beta </w:t>
-      </w:r>
-      <w:r>
-        <w:rPr>
-          <w:rFonts w:ascii="Sitka Display" w:hAnsi="Sitka Display"/>
-          <w:color w:val="0F0F0F"/>
-          <w:sz w:val="22"/>
-          <w:szCs w:val="22"/>
-        </w:rPr>
-        <w:t>Kappa</w:t>
+        <w:t>Beta Kappa</w:t>
       </w:r>
       <w:r>
         <w:rPr>
@@ -4931,7 +4436,7 @@
           <w:sz w:val="22"/>
           <w:szCs w:val="22"/>
         </w:rPr>
-        <w:t>i</w:t>
+        <w:t xml:space="preserve">includes </w:t>
       </w:r>
       <w:r>
         <w:rPr>
@@ -4941,7 +4446,7 @@
           <w:sz w:val="22"/>
           <w:szCs w:val="22"/>
         </w:rPr>
-        <w:t xml:space="preserve">ncludes </w:t>
+        <w:t>designs</w:t>
       </w:r>
       <w:r>
         <w:rPr>
@@ -4951,7 +4456,7 @@
           <w:sz w:val="22"/>
           <w:szCs w:val="22"/>
         </w:rPr>
-        <w:t>designs</w:t>
+        <w:t>, user stories</w:t>
       </w:r>
       <w:r>
         <w:rPr>
@@ -4961,87 +4466,7 @@
           <w:sz w:val="22"/>
           <w:szCs w:val="22"/>
         </w:rPr>
-        <w:t xml:space="preserve">, </w:t>
-      </w:r>
-      <w:r>
-        <w:rPr>
-          <w:rFonts w:ascii="Sitka Display" w:hAnsi="Sitka Display"/>
-          <w:i/>
-          <w:iCs/>
-          <w:sz w:val="22"/>
-          <w:szCs w:val="22"/>
-        </w:rPr>
-        <w:t>user stories</w:t>
-      </w:r>
-      <w:r>
-        <w:rPr>
-          <w:rFonts w:ascii="Sitka Display" w:hAnsi="Sitka Display"/>
-          <w:i/>
-          <w:iCs/>
-          <w:sz w:val="22"/>
-          <w:szCs w:val="22"/>
-        </w:rPr>
-        <w:t xml:space="preserve">, </w:t>
-      </w:r>
-      <w:r>
-        <w:rPr>
-          <w:rFonts w:ascii="Sitka Display" w:hAnsi="Sitka Display"/>
-          <w:i/>
-          <w:iCs/>
-          <w:sz w:val="22"/>
-          <w:szCs w:val="22"/>
-        </w:rPr>
-        <w:t>metrics</w:t>
-      </w:r>
-      <w:r>
-        <w:rPr>
-          <w:rFonts w:ascii="Sitka Display" w:hAnsi="Sitka Display"/>
-          <w:i/>
-          <w:iCs/>
-          <w:sz w:val="22"/>
-          <w:szCs w:val="22"/>
-        </w:rPr>
-        <w:t xml:space="preserve">, code </w:t>
-      </w:r>
-      <w:r>
-        <w:rPr>
-          <w:rFonts w:ascii="Sitka Display" w:hAnsi="Sitka Display"/>
-          <w:i/>
-          <w:iCs/>
-          <w:sz w:val="22"/>
-          <w:szCs w:val="22"/>
-        </w:rPr>
-        <w:t>samples</w:t>
-      </w:r>
-      <w:r>
-        <w:rPr>
-          <w:rFonts w:ascii="Sitka Display" w:hAnsi="Sitka Display"/>
-          <w:i/>
-          <w:iCs/>
-          <w:sz w:val="22"/>
-          <w:szCs w:val="22"/>
-        </w:rPr>
-        <w:t xml:space="preserve">, and </w:t>
-      </w:r>
-      <w:r>
-        <w:rPr>
-          <w:rFonts w:ascii="Sitka Display" w:hAnsi="Sitka Display"/>
-          <w:i/>
-          <w:iCs/>
-          <w:sz w:val="22"/>
-          <w:szCs w:val="22"/>
-        </w:rPr>
-        <w:t>production</w:t>
-      </w:r>
-      <w:r>
-        <w:rPr>
-          <w:rFonts w:ascii="Sitka Display" w:hAnsi="Sitka Display"/>
-          <w:i/>
-          <w:iCs/>
-          <w:sz w:val="22"/>
-          <w:szCs w:val="22"/>
-        </w:rPr>
-        <w:t xml:space="preserve"> output</w:t>
+        <w:t>, metrics, code samples, and production output</w:t>
       </w:r>
       <w:r>
         <w:rPr>
@@ -5050,22 +4475,7 @@
           <w:szCs w:val="22"/>
         </w:rPr>
         <w:br/>
-      </w:r>
-      <w:r>
-        <w:rPr>
-          <w:rFonts w:ascii="Sitka Display" w:hAnsi="Sitka Display"/>
-          <w:sz w:val="22"/>
-          <w:szCs w:val="22"/>
-        </w:rPr>
-        <w:t>LinkedIn</w:t>
-      </w:r>
-      <w:r>
-        <w:rPr>
-          <w:rFonts w:ascii="Sitka Display" w:hAnsi="Sitka Display"/>
-          <w:sz w:val="22"/>
-          <w:szCs w:val="22"/>
-        </w:rPr>
-        <w:t xml:space="preserve">: </w:t>
+        <w:t xml:space="preserve">LinkedIn: </w:t>
       </w:r>
       <w:hyperlink r:id="rId8" w:history="1">
         <w:r>
@@ -5191,25 +4601,7 @@
           <w:sz w:val="22"/>
           <w:szCs w:val="22"/>
         </w:rPr>
-        <w:t xml:space="preserve"> </w:t>
-      </w:r>
-      <w:r>
-        <w:rPr>
-          <w:rFonts w:ascii="Sitka Display" w:hAnsi="Sitka Display"/>
-          <w:i/>
-          <w:iCs/>
-          <w:sz w:val="22"/>
-          <w:szCs w:val="22"/>
-        </w:rPr>
-        <w:t>and</w:t>
-      </w:r>
-      <w:r>
-        <w:rPr>
-          <w:rFonts w:ascii="Sitka Display" w:hAnsi="Sitka Display"/>
-          <w:sz w:val="22"/>
-          <w:szCs w:val="22"/>
-        </w:rPr>
-        <w:t xml:space="preserve"> </w:t>
+        <w:t xml:space="preserve"> and </w:t>
       </w:r>
       <w:hyperlink r:id="rId10" w:history="1">
         <w:r>
@@ -5384,16 +4776,7 @@
           <w:sz w:val="22"/>
           <w:szCs w:val="22"/>
         </w:rPr>
-        <w:t>California</w:t>
-      </w:r>
-      <w:r>
-        <w:rPr>
-          <w:rFonts w:ascii="Sitka Display" w:hAnsi="Sitka Display"/>
-          <w:color w:val="0F0F0F"/>
-          <w:sz w:val="22"/>
-          <w:szCs w:val="22"/>
-        </w:rPr>
-        <w:t>,</w:t>
+        <w:t>California,</w:t>
       </w:r>
       <w:r>
         <w:rPr>
@@ -5500,27 +4883,7 @@
           <w:sz w:val="22"/>
           <w:szCs w:val="22"/>
         </w:rPr>
-        <w:t xml:space="preserve">from </w:t>
-      </w:r>
-      <w:r>
-        <w:rPr>
-          <w:rFonts w:ascii="Sitka Display" w:hAnsi="Sitka Display"/>
-          <w:color w:val="212121"/>
-          <w:spacing w:val="-2"/>
-          <w:sz w:val="22"/>
-          <w:szCs w:val="22"/>
-        </w:rPr>
-        <w:t>small town Ridgecrest</w:t>
-      </w:r>
-      <w:r>
-        <w:rPr>
-          <w:rFonts w:ascii="Sitka Display" w:hAnsi="Sitka Display"/>
-          <w:color w:val="212121"/>
-          <w:spacing w:val="-2"/>
-          <w:sz w:val="22"/>
-          <w:szCs w:val="22"/>
-        </w:rPr>
-        <w:t>, CA</w:t>
+        <w:t>from small town Ridgecrest, CA</w:t>
       </w:r>
     </w:p>
     <w:p>
@@ -5545,7 +4908,7 @@
           <w:sz w:val="22"/>
           <w:szCs w:val="22"/>
         </w:rPr>
-        <w:t>I have</w:t>
+        <w:t>I have worked in EST/CST/MST during my time at Fluence, Informer, and Marriott</w:t>
       </w:r>
       <w:r>
         <w:rPr>
@@ -5555,96 +4918,6 @@
           <w:sz w:val="22"/>
           <w:szCs w:val="22"/>
         </w:rPr>
-        <w:t xml:space="preserve"> worked</w:t>
-      </w:r>
-      <w:r>
-        <w:rPr>
-          <w:rFonts w:ascii="Sitka Display" w:hAnsi="Sitka Display"/>
-          <w:color w:val="212121"/>
-          <w:spacing w:val="-2"/>
-          <w:sz w:val="22"/>
-          <w:szCs w:val="22"/>
-        </w:rPr>
-        <w:t xml:space="preserve"> </w:t>
-      </w:r>
-      <w:r>
-        <w:rPr>
-          <w:rFonts w:ascii="Sitka Display" w:hAnsi="Sitka Display"/>
-          <w:color w:val="212121"/>
-          <w:spacing w:val="-2"/>
-          <w:sz w:val="22"/>
-          <w:szCs w:val="22"/>
-        </w:rPr>
-        <w:t>i</w:t>
-      </w:r>
-      <w:r>
-        <w:rPr>
-          <w:rFonts w:ascii="Sitka Display" w:hAnsi="Sitka Display"/>
-          <w:color w:val="212121"/>
-          <w:spacing w:val="-2"/>
-          <w:sz w:val="22"/>
-          <w:szCs w:val="22"/>
-        </w:rPr>
-        <w:t xml:space="preserve">n </w:t>
-      </w:r>
-      <w:r>
-        <w:rPr>
-          <w:rFonts w:ascii="Sitka Display" w:hAnsi="Sitka Display"/>
-          <w:color w:val="212121"/>
-          <w:spacing w:val="-2"/>
-          <w:sz w:val="22"/>
-          <w:szCs w:val="22"/>
-        </w:rPr>
-        <w:t>EST</w:t>
-      </w:r>
-      <w:r>
-        <w:rPr>
-          <w:rFonts w:ascii="Sitka Display" w:hAnsi="Sitka Display"/>
-          <w:color w:val="212121"/>
-          <w:spacing w:val="-2"/>
-          <w:sz w:val="22"/>
-          <w:szCs w:val="22"/>
-        </w:rPr>
-        <w:t>/CST/MST</w:t>
-      </w:r>
-      <w:r>
-        <w:rPr>
-          <w:rFonts w:ascii="Sitka Display" w:hAnsi="Sitka Display"/>
-          <w:color w:val="212121"/>
-          <w:spacing w:val="-2"/>
-          <w:sz w:val="22"/>
-          <w:szCs w:val="22"/>
-        </w:rPr>
-        <w:t xml:space="preserve"> during my time at Fluence</w:t>
-      </w:r>
-      <w:r>
-        <w:rPr>
-          <w:rFonts w:ascii="Sitka Display" w:hAnsi="Sitka Display"/>
-          <w:color w:val="212121"/>
-          <w:spacing w:val="-2"/>
-          <w:sz w:val="22"/>
-          <w:szCs w:val="22"/>
-        </w:rPr>
-        <w:t>, Informer,</w:t>
-      </w:r>
-      <w:r>
-        <w:rPr>
-          <w:rFonts w:ascii="Sitka Display" w:hAnsi="Sitka Display"/>
-          <w:color w:val="212121"/>
-          <w:spacing w:val="-2"/>
-          <w:sz w:val="22"/>
-          <w:szCs w:val="22"/>
-        </w:rPr>
-        <w:t xml:space="preserve"> and Marriott</w:t>
-      </w:r>
-      <w:r>
-        <w:rPr>
-          <w:rFonts w:ascii="Sitka Display" w:hAnsi="Sitka Display"/>
-          <w:color w:val="212121"/>
-          <w:spacing w:val="-2"/>
-          <w:sz w:val="22"/>
-          <w:szCs w:val="22"/>
-        </w:rPr>
         <w:t xml:space="preserve"> from PST without issue.</w:t>
       </w:r>
     </w:p>
@@ -5785,6 +5058,138 @@
           <w:sz w:val="22"/>
           <w:szCs w:val="22"/>
         </w:rPr>
+        <w:t xml:space="preserve">product ownership, </w:t>
+      </w:r>
+      <w:r>
+        <w:rPr>
+          <w:rFonts w:ascii="Sitka Display" w:hAnsi="Sitka Display"/>
+          <w:sz w:val="22"/>
+          <w:szCs w:val="22"/>
+        </w:rPr>
+        <w:t xml:space="preserve">user experience, </w:t>
+      </w:r>
+      <w:r>
+        <w:rPr>
+          <w:rFonts w:ascii="Sitka Display" w:hAnsi="Sitka Display"/>
+          <w:sz w:val="22"/>
+          <w:szCs w:val="22"/>
+        </w:rPr>
+        <w:t>scope research,</w:t>
+      </w:r>
+      <w:r>
+        <w:rPr>
+          <w:rFonts w:ascii="Sitka Display" w:hAnsi="Sitka Display"/>
+          <w:sz w:val="22"/>
+          <w:szCs w:val="22"/>
+        </w:rPr>
+        <w:t xml:space="preserve"> </w:t>
+      </w:r>
+      <w:r>
+        <w:rPr>
+          <w:rFonts w:ascii="Sitka Display" w:hAnsi="Sitka Display"/>
+          <w:sz w:val="22"/>
+          <w:szCs w:val="22"/>
+        </w:rPr>
+        <w:t xml:space="preserve">code </w:t>
+      </w:r>
+      <w:r>
+        <w:rPr>
+          <w:rFonts w:ascii="Sitka Display" w:hAnsi="Sitka Display"/>
+          <w:sz w:val="22"/>
+          <w:szCs w:val="22"/>
+        </w:rPr>
+        <w:t>development, analy</w:t>
+      </w:r>
+      <w:r>
+        <w:rPr>
+          <w:rFonts w:ascii="Sitka Display" w:hAnsi="Sitka Display"/>
+          <w:sz w:val="22"/>
+          <w:szCs w:val="22"/>
+        </w:rPr>
+        <w:t>tic</w:t>
+      </w:r>
+      <w:r>
+        <w:rPr>
+          <w:rFonts w:ascii="Sitka Display" w:hAnsi="Sitka Display"/>
+          <w:sz w:val="22"/>
+          <w:szCs w:val="22"/>
+        </w:rPr>
+        <w:t>s, and innovation.</w:t>
+      </w:r>
+    </w:p>
+    <w:p>
+      <w:pPr>
+        <w:pStyle w:val="BodyText"/>
+        <w:ind w:left="180" w:right="100"/>
+        <w:rPr>
+          <w:rFonts w:ascii="Sitka Display" w:hAnsi="Sitka Display"/>
+          <w:sz w:val="22"/>
+          <w:szCs w:val="22"/>
+        </w:rPr>
+      </w:pPr>
+      <w:r>
+        <w:rPr>
+          <w:rFonts w:ascii="Sitka Display" w:hAnsi="Sitka Display"/>
+          <w:sz w:val="22"/>
+          <w:szCs w:val="22"/>
+        </w:rPr>
+        <w:br/>
+        <w:t xml:space="preserve">As you </w:t>
+      </w:r>
+      <w:r>
+        <w:rPr>
+          <w:rFonts w:ascii="Sitka Display" w:hAnsi="Sitka Display"/>
+          <w:sz w:val="22"/>
+          <w:szCs w:val="22"/>
+        </w:rPr>
+        <w:t>peruse</w:t>
+      </w:r>
+      <w:r>
+        <w:rPr>
+          <w:rFonts w:ascii="Sitka Display" w:hAnsi="Sitka Display"/>
+          <w:sz w:val="22"/>
+          <w:szCs w:val="22"/>
+        </w:rPr>
+        <w:t xml:space="preserve"> my resume</w:t>
+      </w:r>
+      <w:r>
+        <w:rPr>
+          <w:rFonts w:ascii="Sitka Display" w:hAnsi="Sitka Display"/>
+          <w:sz w:val="22"/>
+          <w:szCs w:val="22"/>
+        </w:rPr>
+        <w:t xml:space="preserve"> and portfolio</w:t>
+      </w:r>
+      <w:r>
+        <w:rPr>
+          <w:rFonts w:ascii="Sitka Display" w:hAnsi="Sitka Display"/>
+          <w:sz w:val="22"/>
+          <w:szCs w:val="22"/>
+        </w:rPr>
+        <w:t xml:space="preserve">, you will discover how I have accomplished extensive goals and acquired significant experience across various fields throughout my career—and this has been intentional. I have sought to learn from some of the most brilliant individuals and transformative companies. Consequently, I have developed into a versatile professional with the expertise and experience to support it. My journey commenced when I assisted my father in operating his business, which focused on building computers and networks in the 1990s. </w:t>
+      </w:r>
+      <w:r>
+        <w:rPr>
+          <w:rFonts w:ascii="Sitka Display" w:hAnsi="Sitka Display"/>
+          <w:sz w:val="22"/>
+          <w:szCs w:val="22"/>
+        </w:rPr>
+        <w:t>Stemming f</w:t>
+      </w:r>
+      <w:r>
+        <w:rPr>
+          <w:rFonts w:ascii="Sitka Display" w:hAnsi="Sitka Display"/>
+          <w:sz w:val="22"/>
+          <w:szCs w:val="22"/>
+        </w:rPr>
+        <w:t xml:space="preserve">rom modest beginnings to overseeing the </w:t>
+      </w:r>
+      <w:r>
+        <w:rPr>
+          <w:rFonts w:ascii="Sitka Display" w:hAnsi="Sitka Display"/>
+          <w:sz w:val="22"/>
+          <w:szCs w:val="22"/>
+        </w:rPr>
         <w:t xml:space="preserve">product </w:t>
       </w:r>
       <w:r>
@@ -5793,39 +5198,80 @@
           <w:sz w:val="22"/>
           <w:szCs w:val="22"/>
         </w:rPr>
-        <w:t>ownership</w:t>
-      </w:r>
-      <w:r>
-        <w:rPr>
-          <w:rFonts w:ascii="Sitka Display" w:hAnsi="Sitka Display"/>
-          <w:sz w:val="22"/>
-          <w:szCs w:val="22"/>
-        </w:rPr>
-        <w:t xml:space="preserve">, </w:t>
-      </w:r>
-      <w:r>
-        <w:rPr>
-          <w:rFonts w:ascii="Sitka Display" w:hAnsi="Sitka Display"/>
-          <w:sz w:val="22"/>
-          <w:szCs w:val="22"/>
-        </w:rPr>
-        <w:t xml:space="preserve">user experience, </w:t>
-      </w:r>
-      <w:r>
-        <w:rPr>
-          <w:rFonts w:ascii="Sitka Display" w:hAnsi="Sitka Display"/>
-          <w:sz w:val="22"/>
-          <w:szCs w:val="22"/>
-        </w:rPr>
-        <w:t xml:space="preserve">scope </w:t>
-      </w:r>
-      <w:r>
-        <w:rPr>
-          <w:rFonts w:ascii="Sitka Display" w:hAnsi="Sitka Display"/>
-          <w:sz w:val="22"/>
-          <w:szCs w:val="22"/>
-        </w:rPr>
-        <w:t>research,</w:t>
+        <w:t>design and influential voice of global organizations.</w:t>
+      </w:r>
+      <w:r>
+        <w:rPr>
+          <w:rFonts w:ascii="Sitka Display" w:hAnsi="Sitka Display"/>
+          <w:sz w:val="22"/>
+          <w:szCs w:val="22"/>
+        </w:rPr>
+        <w:br/>
+      </w:r>
+      <w:r>
+        <w:rPr>
+          <w:rFonts w:ascii="Sitka Display" w:hAnsi="Sitka Display"/>
+          <w:sz w:val="22"/>
+          <w:szCs w:val="22"/>
+        </w:rPr>
+        <w:br/>
+        <w:t xml:space="preserve">With a comprehensive understanding of my abilities, I would like to share a little about my personal character: I am diligent </w:t>
+      </w:r>
+      <w:r>
+        <w:rPr>
+          <w:rFonts w:ascii="Sitka Display" w:hAnsi="Sitka Display"/>
+          <w:sz w:val="22"/>
+          <w:szCs w:val="22"/>
+        </w:rPr>
+        <w:t xml:space="preserve">in </w:t>
+      </w:r>
+      <w:r>
+        <w:rPr>
+          <w:rFonts w:ascii="Sitka Display" w:hAnsi="Sitka Display"/>
+          <w:sz w:val="22"/>
+          <w:szCs w:val="22"/>
+        </w:rPr>
+        <w:t xml:space="preserve">and </w:t>
+      </w:r>
+      <w:r>
+        <w:rPr>
+          <w:rFonts w:ascii="Sitka Display" w:hAnsi="Sitka Display"/>
+          <w:sz w:val="22"/>
+          <w:szCs w:val="22"/>
+        </w:rPr>
+        <w:t>dedicated to</w:t>
+      </w:r>
+      <w:r>
+        <w:rPr>
+          <w:rFonts w:ascii="Sitka Display" w:hAnsi="Sitka Display"/>
+          <w:sz w:val="22"/>
+          <w:szCs w:val="22"/>
+        </w:rPr>
+        <w:t xml:space="preserve"> my work. I pride myself on being a perfectionist and enjoy taking on leadership roles. I find </w:t>
+      </w:r>
+      <w:r>
+        <w:rPr>
+          <w:rFonts w:ascii="Sitka Display" w:hAnsi="Sitka Display"/>
+          <w:sz w:val="22"/>
+          <w:szCs w:val="22"/>
+        </w:rPr>
+        <w:t>inspiration i</w:t>
+      </w:r>
+      <w:r>
+        <w:rPr>
+          <w:rFonts w:ascii="Sitka Display" w:hAnsi="Sitka Display"/>
+          <w:sz w:val="22"/>
+          <w:szCs w:val="22"/>
+        </w:rPr>
+        <w:t>n others and strive to be a guiding force achiev</w:t>
+      </w:r>
+      <w:r>
+        <w:rPr>
+          <w:rFonts w:ascii="Sitka Display" w:hAnsi="Sitka Display"/>
+          <w:sz w:val="22"/>
+          <w:szCs w:val="22"/>
+        </w:rPr>
+        <w:t>ing</w:t>
       </w:r>
       <w:r>
         <w:rPr>
@@ -5841,31 +5287,39 @@
           <w:sz w:val="22"/>
           <w:szCs w:val="22"/>
         </w:rPr>
-        <w:t xml:space="preserve">code </w:t>
-      </w:r>
-      <w:r>
-        <w:rPr>
-          <w:rFonts w:ascii="Sitka Display" w:hAnsi="Sitka Display"/>
-          <w:sz w:val="22"/>
-          <w:szCs w:val="22"/>
-        </w:rPr>
-        <w:t>development, analy</w:t>
-      </w:r>
-      <w:r>
-        <w:rPr>
-          <w:rFonts w:ascii="Sitka Display" w:hAnsi="Sitka Display"/>
-          <w:sz w:val="22"/>
-          <w:szCs w:val="22"/>
-        </w:rPr>
-        <w:t>tic</w:t>
-      </w:r>
-      <w:r>
-        <w:rPr>
-          <w:rFonts w:ascii="Sitka Display" w:hAnsi="Sitka Display"/>
-          <w:sz w:val="22"/>
-          <w:szCs w:val="22"/>
-        </w:rPr>
-        <w:t>s, and innovation.</w:t>
+        <w:t>best quality and performing</w:t>
+      </w:r>
+      <w:r>
+        <w:rPr>
+          <w:rFonts w:ascii="Sitka Display" w:hAnsi="Sitka Display"/>
+          <w:sz w:val="22"/>
+          <w:szCs w:val="22"/>
+        </w:rPr>
+        <w:t xml:space="preserve"> results. In my free time, I enjoy making music, gaming, </w:t>
+      </w:r>
+      <w:r>
+        <w:rPr>
+          <w:rFonts w:ascii="Sitka Display" w:hAnsi="Sitka Display"/>
+          <w:sz w:val="22"/>
+          <w:szCs w:val="22"/>
+        </w:rPr>
+        <w:t xml:space="preserve">traveling, </w:t>
+      </w:r>
+      <w:r>
+        <w:rPr>
+          <w:rFonts w:ascii="Sitka Display" w:hAnsi="Sitka Display"/>
+          <w:sz w:val="22"/>
+          <w:szCs w:val="22"/>
+        </w:rPr>
+        <w:t xml:space="preserve">and </w:t>
+      </w:r>
+      <w:r>
+        <w:rPr>
+          <w:rFonts w:ascii="Sitka Display" w:hAnsi="Sitka Display"/>
+          <w:sz w:val="22"/>
+          <w:szCs w:val="22"/>
+        </w:rPr>
+        <w:t>cooking.</w:t>
       </w:r>
     </w:p>
     <w:p>
@@ -5878,214 +5332,6 @@
           <w:szCs w:val="22"/>
         </w:rPr>
       </w:pPr>
-      <w:r>
-        <w:rPr>
-          <w:rFonts w:ascii="Sitka Display" w:hAnsi="Sitka Display"/>
-          <w:sz w:val="22"/>
-          <w:szCs w:val="22"/>
-        </w:rPr>
-        <w:br/>
-      </w:r>
-      <w:r>
-        <w:rPr>
-          <w:rFonts w:ascii="Sitka Display" w:hAnsi="Sitka Display"/>
-          <w:sz w:val="22"/>
-          <w:szCs w:val="22"/>
-        </w:rPr>
-        <w:t xml:space="preserve">As you </w:t>
-      </w:r>
-      <w:r>
-        <w:rPr>
-          <w:rFonts w:ascii="Sitka Display" w:hAnsi="Sitka Display"/>
-          <w:sz w:val="22"/>
-          <w:szCs w:val="22"/>
-        </w:rPr>
-        <w:t>peruse</w:t>
-      </w:r>
-      <w:r>
-        <w:rPr>
-          <w:rFonts w:ascii="Sitka Display" w:hAnsi="Sitka Display"/>
-          <w:sz w:val="22"/>
-          <w:szCs w:val="22"/>
-        </w:rPr>
-        <w:t xml:space="preserve"> my resume</w:t>
-      </w:r>
-      <w:r>
-        <w:rPr>
-          <w:rFonts w:ascii="Sitka Display" w:hAnsi="Sitka Display"/>
-          <w:sz w:val="22"/>
-          <w:szCs w:val="22"/>
-        </w:rPr>
-        <w:t xml:space="preserve"> and portfolio</w:t>
-      </w:r>
-      <w:r>
-        <w:rPr>
-          <w:rFonts w:ascii="Sitka Display" w:hAnsi="Sitka Display"/>
-          <w:sz w:val="22"/>
-          <w:szCs w:val="22"/>
-        </w:rPr>
-        <w:t xml:space="preserve">, you will discover how I have accomplished extensive goals and acquired significant experience across various fields throughout my career—and this has been intentional. I have sought to learn from some of the most brilliant individuals and transformative companies. Consequently, I have developed into a versatile professional with the expertise and experience to support it. My journey commenced when I assisted my father in operating his business, which focused on building computers and networks in the 1990s. </w:t>
-      </w:r>
-      <w:r>
-        <w:rPr>
-          <w:rFonts w:ascii="Sitka Display" w:hAnsi="Sitka Display"/>
-          <w:sz w:val="22"/>
-          <w:szCs w:val="22"/>
-        </w:rPr>
-        <w:t>Stemming f</w:t>
-      </w:r>
-      <w:r>
-        <w:rPr>
-          <w:rFonts w:ascii="Sitka Display" w:hAnsi="Sitka Display"/>
-          <w:sz w:val="22"/>
-          <w:szCs w:val="22"/>
-        </w:rPr>
-        <w:t xml:space="preserve">rom modest beginnings to overseeing the </w:t>
-      </w:r>
-      <w:r>
-        <w:rPr>
-          <w:rFonts w:ascii="Sitka Display" w:hAnsi="Sitka Display"/>
-          <w:sz w:val="22"/>
-          <w:szCs w:val="22"/>
-        </w:rPr>
-        <w:t xml:space="preserve">product </w:t>
-      </w:r>
-      <w:r>
-        <w:rPr>
-          <w:rFonts w:ascii="Sitka Display" w:hAnsi="Sitka Display"/>
-          <w:sz w:val="22"/>
-          <w:szCs w:val="22"/>
-        </w:rPr>
-        <w:t>design and influential voice of global organizations.</w:t>
-      </w:r>
-      <w:r>
-        <w:rPr>
-          <w:rFonts w:ascii="Sitka Display" w:hAnsi="Sitka Display"/>
-          <w:sz w:val="22"/>
-          <w:szCs w:val="22"/>
-        </w:rPr>
-        <w:br/>
-      </w:r>
-      <w:r>
-        <w:rPr>
-          <w:rFonts w:ascii="Sitka Display" w:hAnsi="Sitka Display"/>
-          <w:sz w:val="22"/>
-          <w:szCs w:val="22"/>
-        </w:rPr>
-        <w:br/>
-      </w:r>
-      <w:r>
-        <w:rPr>
-          <w:rFonts w:ascii="Sitka Display" w:hAnsi="Sitka Display"/>
-          <w:sz w:val="22"/>
-          <w:szCs w:val="22"/>
-        </w:rPr>
-        <w:t xml:space="preserve">With a comprehensive understanding of my abilities, I would like to share a little about my personal character: I am diligent </w:t>
-      </w:r>
-      <w:r>
-        <w:rPr>
-          <w:rFonts w:ascii="Sitka Display" w:hAnsi="Sitka Display"/>
-          <w:sz w:val="22"/>
-          <w:szCs w:val="22"/>
-        </w:rPr>
-        <w:t xml:space="preserve">in </w:t>
-      </w:r>
-      <w:r>
-        <w:rPr>
-          <w:rFonts w:ascii="Sitka Display" w:hAnsi="Sitka Display"/>
-          <w:sz w:val="22"/>
-          <w:szCs w:val="22"/>
-        </w:rPr>
-        <w:t xml:space="preserve">and </w:t>
-      </w:r>
-      <w:r>
-        <w:rPr>
-          <w:rFonts w:ascii="Sitka Display" w:hAnsi="Sitka Display"/>
-          <w:sz w:val="22"/>
-          <w:szCs w:val="22"/>
-        </w:rPr>
-        <w:t>dedicated to</w:t>
-      </w:r>
-      <w:r>
-        <w:rPr>
-          <w:rFonts w:ascii="Sitka Display" w:hAnsi="Sitka Display"/>
-          <w:sz w:val="22"/>
-          <w:szCs w:val="22"/>
-        </w:rPr>
-        <w:t xml:space="preserve"> my work. I pride myself on being a perfectionist and enjoy taking on leadership roles. I find </w:t>
-      </w:r>
-      <w:r>
-        <w:rPr>
-          <w:rFonts w:ascii="Sitka Display" w:hAnsi="Sitka Display"/>
-          <w:sz w:val="22"/>
-          <w:szCs w:val="22"/>
-        </w:rPr>
-        <w:t>inspiration i</w:t>
-      </w:r>
-      <w:r>
-        <w:rPr>
-          <w:rFonts w:ascii="Sitka Display" w:hAnsi="Sitka Display"/>
-          <w:sz w:val="22"/>
-          <w:szCs w:val="22"/>
-        </w:rPr>
-        <w:t>n others and strive to be a guiding force achiev</w:t>
-      </w:r>
-      <w:r>
-        <w:rPr>
-          <w:rFonts w:ascii="Sitka Display" w:hAnsi="Sitka Display"/>
-          <w:sz w:val="22"/>
-          <w:szCs w:val="22"/>
-        </w:rPr>
-        <w:t>ing</w:t>
-      </w:r>
-      <w:r>
-        <w:rPr>
-          <w:rFonts w:ascii="Sitka Display" w:hAnsi="Sitka Display"/>
-          <w:sz w:val="22"/>
-          <w:szCs w:val="22"/>
-        </w:rPr>
-        <w:t xml:space="preserve"> </w:t>
-      </w:r>
-      <w:r>
-        <w:rPr>
-          <w:rFonts w:ascii="Sitka Display" w:hAnsi="Sitka Display"/>
-          <w:sz w:val="22"/>
-          <w:szCs w:val="22"/>
-        </w:rPr>
-        <w:t>best quality and performing</w:t>
-      </w:r>
-      <w:r>
-        <w:rPr>
-          <w:rFonts w:ascii="Sitka Display" w:hAnsi="Sitka Display"/>
-          <w:sz w:val="22"/>
-          <w:szCs w:val="22"/>
-        </w:rPr>
-        <w:t xml:space="preserve"> results. In my free time, I enjoy making music, gaming, </w:t>
-      </w:r>
-      <w:r>
-        <w:rPr>
-          <w:rFonts w:ascii="Sitka Display" w:hAnsi="Sitka Display"/>
-          <w:sz w:val="22"/>
-          <w:szCs w:val="22"/>
-        </w:rPr>
-        <w:t xml:space="preserve">traveling, </w:t>
-      </w:r>
-      <w:r>
-        <w:rPr>
-          <w:rFonts w:ascii="Sitka Display" w:hAnsi="Sitka Display"/>
-          <w:sz w:val="22"/>
-          <w:szCs w:val="22"/>
-        </w:rPr>
-        <w:t xml:space="preserve">and </w:t>
-      </w:r>
-      <w:r>
-        <w:rPr>
-          <w:rFonts w:ascii="Sitka Display" w:hAnsi="Sitka Display"/>
-          <w:sz w:val="22"/>
-          <w:szCs w:val="22"/>
-        </w:rPr>
-        <w:t>cooking.</w:t>
-      </w:r>
     </w:p>
     <w:p>
       <w:pPr>
@@ -6131,6 +5377,14 @@
           <w:szCs w:val="24"/>
         </w:rPr>
       </w:pPr>
+      <w:r>
+        <w:rPr>
+          <w:rFonts w:ascii="Sitka Display" w:hAnsi="Sitka Display"/>
+          <w:sz w:val="22"/>
+          <w:szCs w:val="22"/>
+        </w:rPr>
+        <w:tab/>
+      </w:r>
       <w:r>
         <w:rPr>
           <w:rFonts w:ascii="Sitka Display" w:hAnsi="Sitka Display"/>
